--- a/Viewer.docx
+++ b/Viewer.docx
@@ -81,7 +81,7 @@
           <w:noProof/>
           <w:lang w:val="en"/>
         </w:rPr>
-        <w:t xml:space="preserve">Some of these are expermental. Or not implemented in all cciewers. </w:t>
+        <w:t xml:space="preserve">Some of these are experimental. Or not implemented in all cciewers. </w:t>
       </w:r>
     </w:p>
     <w:p>
